--- a/index.docx
+++ b/index.docx
@@ -255,7 +255,7 @@
       </w:r>
     </w:p>
     <w:bookmarkEnd w:id="31"/>
-    <w:bookmarkStart w:id="34" w:name="firstheader"/>
+    <w:bookmarkStart w:id="39" w:name="firstheader"/>
     <w:p>
       <w:pPr>
         <w:pStyle w:val="Heading1"/>
@@ -264,7 +264,7 @@
         <w:t xml:space="preserve">Full Title</w:t>
       </w:r>
     </w:p>
-    <w:bookmarkStart w:id="32" w:name="section-in-introduction"/>
+    <w:bookmarkStart w:id="37" w:name="section-in-introduction"/>
     <w:p>
       <w:pPr>
         <w:pStyle w:val="Heading2"/>
@@ -273,79 +273,192 @@
         <w:t xml:space="preserve">Section in Introduction</w:t>
       </w:r>
     </w:p>
-    <w:bookmarkEnd w:id="32"/>
-    <w:bookmarkStart w:id="33" w:name="another-section-in-introduction"/>
+    <w:p>
+      <w:pPr>
+        <w:pStyle w:val="FirstParagraph"/>
+      </w:pPr>
+      <w:r>
+        <w:t xml:space="preserve">See</w:t>
+      </w:r>
+      <w:r>
+        <w:t xml:space="preserve"> </w:t>
+      </w:r>
+      <w:hyperlink w:anchor="fig-mtcars">
+        <w:r>
+          <w:rPr>
+            <w:rStyle w:val="Hyperlink"/>
+          </w:rPr>
+          <w:t xml:space="preserve">Figure 1</w:t>
+        </w:r>
+      </w:hyperlink>
+      <w:r>
+        <w:t xml:space="preserve">.</w:t>
+      </w:r>
+    </w:p>
+    <w:bookmarkStart w:id="35" w:name="fig-mtcars"/>
+    <w:p>
+      <w:pPr>
+        <w:pStyle w:val="FigureTitle"/>
+      </w:pPr>
+      <w:r>
+        <w:t xml:space="preserve">Figure 1</w:t>
+      </w:r>
+    </w:p>
+    <w:p>
+      <w:pPr>
+        <w:pStyle w:val="Caption"/>
+      </w:pPr>
+      <w:r>
+        <w:t xml:space="preserve">My Figure Caption</w:t>
+      </w:r>
+    </w:p>
+    <w:p>
+      <w:pPr>
+        <w:pStyle w:val="FigureWithoutNote"/>
+      </w:pPr>
+      <w:r>
+        <w:drawing>
+          <wp:inline>
+            <wp:extent cx="5943600" cy="4245428"/>
+            <wp:effectExtent b="0" l="0" r="0" t="0"/>
+            <wp:docPr descr="" title="" id="33" name="Picture"/>
+            <a:graphic>
+              <a:graphicData uri="http://schemas.openxmlformats.org/drawingml/2006/picture">
+                <pic:pic>
+                  <pic:nvPicPr>
+                    <pic:cNvPr descr="index_files/figure-docx/notebooks-analyses-fig-mtcars-output-1.png" id="34" name="Picture"/>
+                    <pic:cNvPicPr>
+                      <a:picLocks noChangeArrowheads="1" noChangeAspect="1"/>
+                    </pic:cNvPicPr>
+                  </pic:nvPicPr>
+                  <pic:blipFill>
+                    <a:blip r:embed="rId32"/>
+                    <a:stretch>
+                      <a:fillRect/>
+                    </a:stretch>
+                  </pic:blipFill>
+                  <pic:spPr bwMode="auto">
+                    <a:xfrm>
+                      <a:off x="0" y="0"/>
+                      <a:ext cx="5943600" cy="4245428"/>
+                    </a:xfrm>
+                    <a:prstGeom prst="rect">
+                      <a:avLst/>
+                    </a:prstGeom>
+                    <a:noFill/>
+                    <a:ln w="9525">
+                      <a:noFill/>
+                      <a:headEnd/>
+                      <a:tailEnd/>
+                    </a:ln>
+                  </pic:spPr>
+                </pic:pic>
+              </a:graphicData>
+            </a:graphic>
+          </wp:inline>
+        </w:drawing>
+      </w:r>
+    </w:p>
+    <w:bookmarkEnd w:id="35"/>
+    <w:p>
+      <w:pPr>
+        <w:pStyle w:val="FigureWithoutNote"/>
+      </w:pPr>
+      <w:r>
+        <w:rPr>
+          <w:vertAlign w:val="subscript"/>
+        </w:rPr>
+        <w:t xml:space="preserve">Source:</w:t>
+      </w:r>
+      <w:r>
+        <w:rPr>
+          <w:vertAlign w:val="subscript"/>
+        </w:rPr>
+        <w:t xml:space="preserve"> </w:t>
+      </w:r>
+      <w:hyperlink r:id="rId36">
+        <w:r>
+          <w:rPr>
+            <w:rStyle w:val="Hyperlink"/>
+            <w:vertAlign w:val="subscript"/>
+          </w:rPr>
+          <w:t xml:space="preserve">Analyses</w:t>
+        </w:r>
+      </w:hyperlink>
+    </w:p>
+    <w:bookmarkEnd w:id="37"/>
+    <w:bookmarkStart w:id="38" w:name="another-section-in-introduction"/>
     <w:p>
       <w:pPr>
         <w:pStyle w:val="Heading2"/>
       </w:pPr>
       <w:r>
         <w:t xml:space="preserve">Another Section in Introduction</w:t>
-      </w:r>
-    </w:p>
-    <w:bookmarkEnd w:id="33"/>
-    <w:bookmarkEnd w:id="34"/>
-    <w:bookmarkStart w:id="39" w:name="method"/>
-    <w:p>
-      <w:pPr>
-        <w:pStyle w:val="Heading1"/>
-      </w:pPr>
-      <w:r>
-        <w:t xml:space="preserve">Method</w:t>
-      </w:r>
-    </w:p>
-    <w:bookmarkStart w:id="35" w:name="participants"/>
-    <w:p>
-      <w:pPr>
-        <w:pStyle w:val="Heading2"/>
-      </w:pPr>
-      <w:r>
-        <w:t xml:space="preserve">Participants</w:t>
-      </w:r>
-    </w:p>
-    <w:bookmarkEnd w:id="35"/>
-    <w:bookmarkStart w:id="36" w:name="procedure"/>
-    <w:p>
-      <w:pPr>
-        <w:pStyle w:val="Heading2"/>
-      </w:pPr>
-      <w:r>
-        <w:t xml:space="preserve">Procedure</w:t>
-      </w:r>
-    </w:p>
-    <w:bookmarkEnd w:id="36"/>
-    <w:bookmarkStart w:id="37" w:name="measures"/>
-    <w:p>
-      <w:pPr>
-        <w:pStyle w:val="Heading2"/>
-      </w:pPr>
-      <w:r>
-        <w:t xml:space="preserve">Measures</w:t>
-      </w:r>
-    </w:p>
-    <w:bookmarkEnd w:id="37"/>
-    <w:bookmarkStart w:id="38" w:name="statistical-analysis"/>
-    <w:p>
-      <w:pPr>
-        <w:pStyle w:val="Heading2"/>
-      </w:pPr>
-      <w:r>
-        <w:t xml:space="preserve">Statistical Analysis</w:t>
       </w:r>
     </w:p>
     <w:bookmarkEnd w:id="38"/>
     <w:bookmarkEnd w:id="39"/>
-    <w:bookmarkStart w:id="40" w:name="results"/>
+    <w:bookmarkStart w:id="44" w:name="method"/>
     <w:p>
       <w:pPr>
         <w:pStyle w:val="Heading1"/>
       </w:pPr>
       <w:r>
+        <w:t xml:space="preserve">Method</w:t>
+      </w:r>
+    </w:p>
+    <w:bookmarkStart w:id="40" w:name="participants"/>
+    <w:p>
+      <w:pPr>
+        <w:pStyle w:val="Heading2"/>
+      </w:pPr>
+      <w:r>
+        <w:t xml:space="preserve">Participants</w:t>
+      </w:r>
+    </w:p>
+    <w:bookmarkEnd w:id="40"/>
+    <w:bookmarkStart w:id="41" w:name="procedure"/>
+    <w:p>
+      <w:pPr>
+        <w:pStyle w:val="Heading2"/>
+      </w:pPr>
+      <w:r>
+        <w:t xml:space="preserve">Procedure</w:t>
+      </w:r>
+    </w:p>
+    <w:bookmarkEnd w:id="41"/>
+    <w:bookmarkStart w:id="42" w:name="measures"/>
+    <w:p>
+      <w:pPr>
+        <w:pStyle w:val="Heading2"/>
+      </w:pPr>
+      <w:r>
+        <w:t xml:space="preserve">Measures</w:t>
+      </w:r>
+    </w:p>
+    <w:bookmarkEnd w:id="42"/>
+    <w:bookmarkStart w:id="43" w:name="statistical-analysis"/>
+    <w:p>
+      <w:pPr>
+        <w:pStyle w:val="Heading2"/>
+      </w:pPr>
+      <w:r>
+        <w:t xml:space="preserve">Statistical Analysis</w:t>
+      </w:r>
+    </w:p>
+    <w:bookmarkEnd w:id="43"/>
+    <w:bookmarkEnd w:id="44"/>
+    <w:bookmarkStart w:id="45" w:name="results"/>
+    <w:p>
+      <w:pPr>
+        <w:pStyle w:val="Heading1"/>
+      </w:pPr>
+      <w:r>
         <w:t xml:space="preserve">Results</w:t>
       </w:r>
     </w:p>
-    <w:bookmarkEnd w:id="40"/>
-    <w:bookmarkStart w:id="43" w:name="discussion"/>
+    <w:bookmarkEnd w:id="45"/>
+    <w:bookmarkStart w:id="48" w:name="discussion"/>
     <w:p>
       <w:pPr>
         <w:pStyle w:val="Heading1"/>
@@ -354,7 +467,7 @@
         <w:t xml:space="preserve">Discussion</w:t>
       </w:r>
     </w:p>
-    <w:bookmarkStart w:id="41" w:name="limitations-and-future-directions"/>
+    <w:bookmarkStart w:id="46" w:name="limitations-and-future-directions"/>
     <w:p>
       <w:pPr>
         <w:pStyle w:val="Heading2"/>
@@ -363,8 +476,8 @@
         <w:t xml:space="preserve">Limitations and Future Directions</w:t>
       </w:r>
     </w:p>
-    <w:bookmarkEnd w:id="41"/>
-    <w:bookmarkStart w:id="42" w:name="conclusion"/>
+    <w:bookmarkEnd w:id="46"/>
+    <w:bookmarkStart w:id="47" w:name="conclusion"/>
     <w:p>
       <w:pPr>
         <w:pStyle w:val="Heading2"/>
@@ -378,8 +491,8 @@
         <w:br w:type="page"/>
       </w:r>
     </w:p>
-    <w:bookmarkEnd w:id="42"/>
-    <w:bookmarkEnd w:id="43"/>
+    <w:bookmarkEnd w:id="47"/>
+    <w:bookmarkEnd w:id="48"/>
     <w:p>
       <w:pPr>
         <w:pStyle w:val="Heading1"/>
@@ -388,7 +501,7 @@
         <w:t xml:space="preserve">Appendix A</w:t>
       </w:r>
     </w:p>
-    <w:bookmarkStart w:id="44" w:name="apx-a"/>
+    <w:bookmarkStart w:id="49" w:name="apx-a"/>
     <w:p>
       <w:pPr>
         <w:pStyle w:val="Heading1"/>
@@ -402,7 +515,7 @@
         <w:br w:type="page"/>
       </w:r>
     </w:p>
-    <w:bookmarkEnd w:id="44"/>
+    <w:bookmarkEnd w:id="49"/>
     <w:p>
       <w:pPr>
         <w:pStyle w:val="Heading1"/>
@@ -411,7 +524,7 @@
         <w:t xml:space="preserve">Appendix B</w:t>
       </w:r>
     </w:p>
-    <w:bookmarkStart w:id="45" w:name="apx-b"/>
+    <w:bookmarkStart w:id="50" w:name="apx-b"/>
     <w:p>
       <w:pPr>
         <w:pStyle w:val="Heading1"/>
@@ -420,7 +533,7 @@
         <w:t xml:space="preserve">Another Appendix</w:t>
       </w:r>
     </w:p>
-    <w:bookmarkEnd w:id="45"/>
+    <w:bookmarkEnd w:id="50"/>
     <w:sectPr>
       <w:headerReference r:id="rId8" w:type="even"/>
       <w:headerReference r:id="rId9" w:type="default"/>
